--- a/기업/인사·노무/재직증명서.docx
+++ b/기업/인사·노무/재직증명서.docx
@@ -4,7 +4,7 @@
   <w:body>
     <w:p>
       <w:pPr>
-        <w:spacing w:after="46" w:before="0" w:line="312" w:lineRule="auto"/>
+        <w:spacing w:after="53" w:before="0" w:line="312" w:lineRule="auto"/>
         <w:jc w:val="center"/>
       </w:pPr>
       <w:r>
@@ -19,7 +19,7 @@
     </w:p>
     <w:p>
       <w:pPr>
-        <w:spacing w:after="116" w:before="0" w:line="312" w:lineRule="auto"/>
+        <w:spacing w:after="134" w:before="0" w:line="312" w:lineRule="auto"/>
         <w:jc w:val="left"/>
         <w:pBdr>
           <w:bottom w:val="single" w:sz="14" w:space="2" w:color="24384F"/>
@@ -35,7 +35,7 @@
     </w:p>
     <w:p>
       <w:pPr>
-        <w:spacing w:after="93" w:before="0" w:line="312" w:lineRule="auto"/>
+        <w:spacing w:after="107" w:before="0" w:line="312" w:lineRule="auto"/>
         <w:jc w:val="left"/>
       </w:pPr>
       <w:r>
@@ -62,7 +62,7 @@
       </w:tblGrid>
       <w:tr>
         <w:trPr>
-          <w:trHeight w:val="591" w:hRule="atLeast"/>
+          <w:trHeight w:val="681" w:hRule="atLeast"/>
         </w:trPr>
         <w:tc>
           <w:tcPr>
@@ -177,7 +177,7 @@
       </w:tr>
       <w:tr>
         <w:trPr>
-          <w:trHeight w:val="591" w:hRule="atLeast"/>
+          <w:trHeight w:val="681" w:hRule="atLeast"/>
         </w:trPr>
         <w:tc>
           <w:tcPr>
@@ -292,7 +292,7 @@
       </w:tr>
       <w:tr>
         <w:trPr>
-          <w:trHeight w:val="591" w:hRule="atLeast"/>
+          <w:trHeight w:val="681" w:hRule="atLeast"/>
         </w:trPr>
         <w:tc>
           <w:tcPr>
@@ -407,7 +407,7 @@
       </w:tr>
       <w:tr>
         <w:trPr>
-          <w:trHeight w:val="591" w:hRule="atLeast"/>
+          <w:trHeight w:val="681" w:hRule="atLeast"/>
         </w:trPr>
         <w:tc>
           <w:tcPr>
@@ -469,7 +469,7 @@
     </w:tbl>
     <w:p>
       <w:pPr>
-        <w:spacing w:after="46" w:before="0" w:line="312" w:lineRule="auto"/>
+        <w:spacing w:after="53" w:before="0" w:line="312" w:lineRule="auto"/>
         <w:jc w:val="left"/>
       </w:pPr>
       <w:r>
@@ -482,7 +482,7 @@
     </w:p>
     <w:p>
       <w:pPr>
-        <w:spacing w:after="46" w:before="93" w:line="312" w:lineRule="auto"/>
+        <w:spacing w:after="53" w:before="107" w:line="312" w:lineRule="auto"/>
         <w:jc w:val="left"/>
         <w:pBdr>
           <w:bottom w:val="single" w:sz="6" w:space="2" w:color="C9D2DD"/>
@@ -509,7 +509,7 @@
     </w:p>
     <w:p>
       <w:pPr>
-        <w:spacing w:after="46" w:before="0" w:line="312" w:lineRule="auto"/>
+        <w:spacing w:after="53" w:before="0" w:line="312" w:lineRule="auto"/>
         <w:jc w:val="left"/>
       </w:pPr>
       <w:r>
@@ -535,7 +535,7 @@
       </w:tblGrid>
       <w:tr>
         <w:trPr>
-          <w:trHeight w:val="1314" w:hRule="atLeast"/>
+          <w:trHeight w:val="1514" w:hRule="atLeast"/>
         </w:trPr>
         <w:tc>
           <w:tcPr>
@@ -558,7 +558,7 @@
               <w:rPr>
                 <w:rFonts w:ascii="Malgun Gothic" w:hAnsi="Malgun Gothic" w:eastAsia="Malgun Gothic" w:cs="Malgun Gothic"/>
                 <w:b w:val="0"/>
-                <w:sz w:val="20"/>
+                <w:sz w:val="19"/>
               </w:rPr>
             </w:r>
           </w:p>
@@ -567,7 +567,7 @@
     </w:tbl>
     <w:p>
       <w:pPr>
-        <w:spacing w:after="46" w:before="0" w:line="312" w:lineRule="auto"/>
+        <w:spacing w:after="53" w:before="0" w:line="312" w:lineRule="auto"/>
         <w:jc w:val="left"/>
       </w:pPr>
       <w:r>
@@ -592,7 +592,7 @@
       </w:tblGrid>
       <w:tr>
         <w:trPr>
-          <w:trHeight w:val="591" w:hRule="atLeast"/>
+          <w:trHeight w:val="681" w:hRule="atLeast"/>
         </w:trPr>
         <w:tc>
           <w:tcPr>
@@ -653,7 +653,7 @@
     </w:tbl>
     <w:p>
       <w:pPr>
-        <w:spacing w:after="46" w:before="0" w:line="312" w:lineRule="auto"/>
+        <w:spacing w:after="53" w:before="0" w:line="312" w:lineRule="auto"/>
         <w:jc w:val="left"/>
       </w:pPr>
       <w:r>
@@ -666,7 +666,7 @@
     </w:p>
     <w:p>
       <w:pPr>
-        <w:spacing w:after="93" w:before="0" w:line="312" w:lineRule="auto"/>
+        <w:spacing w:after="107" w:before="0" w:line="312" w:lineRule="auto"/>
         <w:jc w:val="left"/>
       </w:pPr>
       <w:r>
@@ -679,7 +679,7 @@
     </w:p>
     <w:p>
       <w:pPr>
-        <w:spacing w:after="46" w:before="0" w:line="312" w:lineRule="auto"/>
+        <w:spacing w:after="53" w:before="0" w:line="312" w:lineRule="auto"/>
         <w:jc w:val="center"/>
       </w:pPr>
       <w:r>
@@ -693,7 +693,7 @@
     </w:p>
     <w:p>
       <w:pPr>
-        <w:spacing w:after="93" w:before="93" w:line="312" w:lineRule="auto"/>
+        <w:spacing w:after="107" w:before="107" w:line="312" w:lineRule="auto"/>
         <w:jc w:val="center"/>
       </w:pPr>
       <w:r>
@@ -707,7 +707,7 @@
     </w:p>
     <w:p>
       <w:pPr>
-        <w:spacing w:after="139" w:before="0" w:line="312" w:lineRule="auto"/>
+        <w:spacing w:after="160" w:before="0" w:line="312" w:lineRule="auto"/>
         <w:jc w:val="left"/>
       </w:pPr>
       <w:r>
@@ -733,7 +733,7 @@
       </w:tblGrid>
       <w:tr>
         <w:trPr>
-          <w:trHeight w:val="591" w:hRule="atLeast"/>
+          <w:trHeight w:val="681" w:hRule="atLeast"/>
         </w:trPr>
         <w:tc>
           <w:tcPr>
@@ -819,7 +819,7 @@
       </w:tr>
       <w:tr>
         <w:trPr>
-          <w:trHeight w:val="591" w:hRule="atLeast"/>
+          <w:trHeight w:val="681" w:hRule="atLeast"/>
         </w:trPr>
         <w:tc>
           <w:tcPr>
@@ -905,7 +905,7 @@
       </w:tr>
       <w:tr>
         <w:trPr>
-          <w:trHeight w:val="591" w:hRule="atLeast"/>
+          <w:trHeight w:val="681" w:hRule="atLeast"/>
         </w:trPr>
         <w:tc>
           <w:tcPr>
@@ -991,7 +991,7 @@
       </w:tr>
       <w:tr>
         <w:trPr>
-          <w:trHeight w:val="591" w:hRule="atLeast"/>
+          <w:trHeight w:val="681" w:hRule="atLeast"/>
         </w:trPr>
         <w:tc>
           <w:tcPr>
@@ -1079,7 +1079,7 @@
     </w:tbl>
     <w:p>
       <w:pPr>
-        <w:spacing w:after="46" w:before="0" w:line="312" w:lineRule="auto"/>
+        <w:spacing w:after="53" w:before="0" w:line="312" w:lineRule="auto"/>
         <w:jc w:val="left"/>
       </w:pPr>
       <w:r>
@@ -1092,7 +1092,7 @@
     </w:p>
     <w:p>
       <w:pPr>
-        <w:spacing w:after="0" w:before="70" w:line="312" w:lineRule="auto"/>
+        <w:spacing w:after="0" w:before="80" w:line="312" w:lineRule="auto"/>
         <w:jc w:val="left"/>
       </w:pPr>
       <w:r>
